--- a/outputs/qa/stage3_2_amendment_analysis.docx
+++ b/outputs/qa/stage3_2_amendment_analysis.docx
@@ -16,7 +16,7 @@
         <w:rPr>
           <w:color w:val="800080"/>
         </w:rPr>
-        <w:t>Amending source: /home/swm35/eu_legislative_consolidations/inputs/260706_EUPR_SecondAmendment.html | Generated: 2026-07-16T12:35:38.958149+00:00</w:t>
+        <w:t>Amending source: /home/swm35/eu_legislative_consolidations/inputs/260706_EUPR_SecondAmendment.html | Generated: 2026-07-16T13:32:47.407929+00:00</w:t>
       </w:r>
     </w:p>
     <w:p>
